--- a/portal/files/KORbuild Measure - Roles and permissions.docx
+++ b/portal/files/KORbuild Measure - Roles and permissions.docx
@@ -126,7 +126,7 @@
                 <w:i w:val="0"/>
                 <w:sz w:val="18"/>
               </w:rPr>
-              <w:t>Measure plans (takeoff)</w:t>
+              <w:t>Measure plans</w:t>
             </w:r>
           </w:p>
         </w:tc>
